--- a/documents/templates/commercial-invoice-training.docx
+++ b/documents/templates/commercial-invoice-training.docx
@@ -57,6 +57,26 @@
               </w:rPr>
               <w:t>SHIP BY</w:t>
             </w:r>
+            <w:r>
+              <w:rPr>
+                <w:rFonts w:ascii="Arial" w:hAnsi="Arial" w:eastAsia="Microsoft JhengHei"/>
+                <w:i w:val="0"/>
+                <w:color w:val="C00000"/>
+                <w:sz w:val="14"/>
+              </w:rPr>
+              <w:br/>
+              <w:t>運送方式／承運安排</w:t>
+            </w:r>
+            <w:r>
+              <w:rPr>
+                <w:rFonts w:ascii="Arial" w:hAnsi="Arial" w:eastAsia="Microsoft JhengHei"/>
+                <w:i/>
+                <w:color w:val="C00000"/>
+                <w:sz w:val="13"/>
+              </w:rPr>
+              <w:br/>
+              <w:t>E.g. AIR / SAMPLE CARRIER</w:t>
+            </w:r>
           </w:p>
           <w:p/>
           <w:p/>
@@ -88,6 +108,26 @@
                 <w:sz w:val="16"/>
               </w:rPr>
               <w:t>SOLD BY</w:t>
+            </w:r>
+            <w:r>
+              <w:rPr>
+                <w:rFonts w:ascii="Arial" w:hAnsi="Arial" w:eastAsia="Microsoft JhengHei"/>
+                <w:i w:val="0"/>
+                <w:color w:val="C00000"/>
+                <w:sz w:val="14"/>
+              </w:rPr>
+              <w:br/>
+              <w:t>賣方／出口商名稱與地址</w:t>
+            </w:r>
+            <w:r>
+              <w:rPr>
+                <w:rFonts w:ascii="Arial" w:hAnsi="Arial" w:eastAsia="Microsoft JhengHei"/>
+                <w:i/>
+                <w:color w:val="C00000"/>
+                <w:sz w:val="13"/>
+              </w:rPr>
+              <w:br/>
+              <w:t>E.g. SAMPLE EXPORTER CO., LTD.</w:t>
             </w:r>
           </w:p>
           <w:p/>
@@ -151,6 +191,26 @@
               </w:rPr>
               <w:t>BILL TO</w:t>
             </w:r>
+            <w:r>
+              <w:rPr>
+                <w:rFonts w:ascii="Arial" w:hAnsi="Arial" w:eastAsia="Microsoft JhengHei"/>
+                <w:i w:val="0"/>
+                <w:color w:val="C00000"/>
+                <w:sz w:val="14"/>
+              </w:rPr>
+              <w:br/>
+              <w:t>買方／帳單對象名稱與地址</w:t>
+            </w:r>
+            <w:r>
+              <w:rPr>
+                <w:rFonts w:ascii="Arial" w:hAnsi="Arial" w:eastAsia="Microsoft JhengHei"/>
+                <w:i/>
+                <w:color w:val="C00000"/>
+                <w:sz w:val="13"/>
+              </w:rPr>
+              <w:br/>
+              <w:t>E.g. SAMPLE BUYER CO., LTD.</w:t>
+            </w:r>
           </w:p>
           <w:p/>
           <w:p/>
@@ -183,6 +243,26 @@
               </w:rPr>
               <w:t>SHIP TO</w:t>
             </w:r>
+            <w:r>
+              <w:rPr>
+                <w:rFonts w:ascii="Arial" w:hAnsi="Arial" w:eastAsia="Microsoft JhengHei"/>
+                <w:i w:val="0"/>
+                <w:color w:val="C00000"/>
+                <w:sz w:val="14"/>
+              </w:rPr>
+              <w:br/>
+              <w:t>收貨方／送達地址</w:t>
+            </w:r>
+            <w:r>
+              <w:rPr>
+                <w:rFonts w:ascii="Arial" w:hAnsi="Arial" w:eastAsia="Microsoft JhengHei"/>
+                <w:i/>
+                <w:color w:val="C00000"/>
+                <w:sz w:val="13"/>
+              </w:rPr>
+              <w:br/>
+              <w:t>E.g. SAMPLE IMPORTER CO., LTD.</w:t>
+            </w:r>
           </w:p>
           <w:p/>
           <w:p/>
@@ -214,6 +294,26 @@
                 <w:sz w:val="16"/>
               </w:rPr>
               <w:t>INTERMEDIATE CONSIGNEE</w:t>
+            </w:r>
+            <w:r>
+              <w:rPr>
+                <w:rFonts w:ascii="Arial" w:hAnsi="Arial" w:eastAsia="Microsoft JhengHei"/>
+                <w:i w:val="0"/>
+                <w:color w:val="C00000"/>
+                <w:sz w:val="13"/>
+              </w:rPr>
+              <w:br/>
+              <w:t>中間收貨人資料，適用時</w:t>
+            </w:r>
+            <w:r>
+              <w:rPr>
+                <w:rFonts w:ascii="Arial" w:hAnsi="Arial" w:eastAsia="Microsoft JhengHei"/>
+                <w:i/>
+                <w:color w:val="C00000"/>
+                <w:sz w:val="12"/>
+              </w:rPr>
+              <w:br/>
+              <w:t>E.g. SAMPLE FORWARDER</w:t>
             </w:r>
           </w:p>
           <w:p/>
@@ -266,10 +366,28 @@
             </w:r>
             <w:r>
               <w:rPr>
+                <w:rFonts w:ascii="Arial" w:hAnsi="Arial" w:eastAsia="Microsoft JhengHei"/>
+                <w:i/>
+                <w:color w:val="C00000"/>
+                <w:sz w:val="11"/>
+              </w:rPr>
+              <w:t xml:space="preserve"> | 發票編號 E.g. TRAINING-INV-001</w:t>
+            </w:r>
+            <w:r>
+              <w:rPr>
                 <w:sz w:val="16"/>
               </w:rPr>
               <w:br/>
               <w:t>Sales Order</w:t>
+            </w:r>
+            <w:r>
+              <w:rPr>
+                <w:rFonts w:ascii="Arial" w:hAnsi="Arial" w:eastAsia="Microsoft JhengHei"/>
+                <w:i/>
+                <w:color w:val="C00000"/>
+                <w:sz w:val="11"/>
+              </w:rPr>
+              <w:t xml:space="preserve"> | 銷售訂單號 E.g. TRAINING-SO-001</w:t>
             </w:r>
             <w:r>
               <w:rPr>
@@ -280,10 +398,28 @@
             </w:r>
             <w:r>
               <w:rPr>
+                <w:rFonts w:ascii="Arial" w:hAnsi="Arial" w:eastAsia="Microsoft JhengHei"/>
+                <w:i/>
+                <w:color w:val="C00000"/>
+                <w:sz w:val="11"/>
+              </w:rPr>
+              <w:t xml:space="preserve"> | 採購單號 E.g. TRAINING-PO-001</w:t>
+            </w:r>
+            <w:r>
+              <w:rPr>
                 <w:sz w:val="16"/>
               </w:rPr>
               <w:br/>
               <w:t>Delivery</w:t>
+            </w:r>
+            <w:r>
+              <w:rPr>
+                <w:rFonts w:ascii="Arial" w:hAnsi="Arial" w:eastAsia="Microsoft JhengHei"/>
+                <w:i/>
+                <w:color w:val="C00000"/>
+                <w:sz w:val="11"/>
+              </w:rPr>
+              <w:t xml:space="preserve"> | 交貨／出庫參考 E.g. TRAINING-DLV-001</w:t>
             </w:r>
             <w:r>
               <w:rPr>
@@ -294,10 +430,28 @@
             </w:r>
             <w:r>
               <w:rPr>
+                <w:rFonts w:ascii="Arial" w:hAnsi="Arial" w:eastAsia="Microsoft JhengHei"/>
+                <w:i/>
+                <w:color w:val="C00000"/>
+                <w:sz w:val="11"/>
+              </w:rPr>
+              <w:t xml:space="preserve"> | 內部業務 E.g. TRAINING USER</w:t>
+            </w:r>
+            <w:r>
+              <w:rPr>
                 <w:sz w:val="16"/>
               </w:rPr>
               <w:br/>
               <w:t>Payment Terms</w:t>
+            </w:r>
+            <w:r>
+              <w:rPr>
+                <w:rFonts w:ascii="Arial" w:hAnsi="Arial" w:eastAsia="Microsoft JhengHei"/>
+                <w:i/>
+                <w:color w:val="C00000"/>
+                <w:sz w:val="11"/>
+              </w:rPr>
+              <w:t xml:space="preserve"> | 付款條件 E.g. NET 30 DAYS</w:t>
             </w:r>
             <w:r>
               <w:rPr>
@@ -308,10 +462,28 @@
             </w:r>
             <w:r>
               <w:rPr>
+                <w:rFonts w:ascii="Arial" w:hAnsi="Arial" w:eastAsia="Microsoft JhengHei"/>
+                <w:i/>
+                <w:color w:val="C00000"/>
+                <w:sz w:val="11"/>
+              </w:rPr>
+              <w:t xml:space="preserve"> | 付款補充 E.g. BANK TRANSFER</w:t>
+            </w:r>
+            <w:r>
+              <w:rPr>
                 <w:sz w:val="16"/>
               </w:rPr>
               <w:br/>
               <w:t>Gross Weight</w:t>
+            </w:r>
+            <w:r>
+              <w:rPr>
+                <w:rFonts w:ascii="Arial" w:hAnsi="Arial" w:eastAsia="Microsoft JhengHei"/>
+                <w:i/>
+                <w:color w:val="C00000"/>
+                <w:sz w:val="11"/>
+              </w:rPr>
+              <w:t xml:space="preserve"> | 毛重 E.g. 125.0 KGS</w:t>
             </w:r>
           </w:p>
           <w:p/>
@@ -345,10 +517,28 @@
             </w:r>
             <w:r>
               <w:rPr>
+                <w:rFonts w:ascii="Arial" w:hAnsi="Arial" w:eastAsia="Microsoft JhengHei"/>
+                <w:i/>
+                <w:color w:val="C00000"/>
+                <w:sz w:val="11"/>
+              </w:rPr>
+              <w:t xml:space="preserve"> | 文件建立日期 E.g. 2026-08-25</w:t>
+            </w:r>
+            <w:r>
+              <w:rPr>
                 <w:sz w:val="16"/>
               </w:rPr>
               <w:br/>
               <w:t>Order Date</w:t>
+            </w:r>
+            <w:r>
+              <w:rPr>
+                <w:rFonts w:ascii="Arial" w:hAnsi="Arial" w:eastAsia="Microsoft JhengHei"/>
+                <w:i/>
+                <w:color w:val="C00000"/>
+                <w:sz w:val="11"/>
+              </w:rPr>
+              <w:t xml:space="preserve"> | 訂單日期 E.g. 2026-08-20</w:t>
             </w:r>
             <w:r>
               <w:rPr>
@@ -359,10 +549,28 @@
             </w:r>
             <w:r>
               <w:rPr>
+                <w:rFonts w:ascii="Arial" w:hAnsi="Arial" w:eastAsia="Microsoft JhengHei"/>
+                <w:i/>
+                <w:color w:val="C00000"/>
+                <w:sz w:val="11"/>
+              </w:rPr>
+              <w:t xml:space="preserve"> | 運送方式／承運人 E.g. AIR</w:t>
+            </w:r>
+            <w:r>
+              <w:rPr>
                 <w:sz w:val="16"/>
               </w:rPr>
               <w:br/>
               <w:t>Ship Date</w:t>
+            </w:r>
+            <w:r>
+              <w:rPr>
+                <w:rFonts w:ascii="Arial" w:hAnsi="Arial" w:eastAsia="Microsoft JhengHei"/>
+                <w:i/>
+                <w:color w:val="C00000"/>
+                <w:sz w:val="11"/>
+              </w:rPr>
+              <w:t xml:space="preserve"> | 出貨日期 E.g. 2026-08-25</w:t>
             </w:r>
             <w:r>
               <w:rPr>
@@ -373,10 +581,28 @@
             </w:r>
             <w:r>
               <w:rPr>
+                <w:rFonts w:ascii="Arial" w:hAnsi="Arial" w:eastAsia="Microsoft JhengHei"/>
+                <w:i/>
+                <w:color w:val="C00000"/>
+                <w:sz w:val="11"/>
+              </w:rPr>
+              <w:t xml:space="preserve"> | 關聯運單編號 E.g. SAMPLE-AWB-001</w:t>
+            </w:r>
+            <w:r>
+              <w:rPr>
                 <w:sz w:val="16"/>
               </w:rPr>
               <w:br/>
               <w:t>Incoterms</w:t>
+            </w:r>
+            <w:r>
+              <w:rPr>
+                <w:rFonts w:ascii="Arial" w:hAnsi="Arial" w:eastAsia="Microsoft JhengHei"/>
+                <w:i/>
+                <w:color w:val="C00000"/>
+                <w:sz w:val="11"/>
+              </w:rPr>
+              <w:t xml:space="preserve"> | 國貿條規 E.g. FCA TAIPEI</w:t>
             </w:r>
             <w:r>
               <w:rPr>
@@ -387,10 +613,28 @@
             </w:r>
             <w:r>
               <w:rPr>
+                <w:rFonts w:ascii="Arial" w:hAnsi="Arial" w:eastAsia="Microsoft JhengHei"/>
+                <w:i/>
+                <w:color w:val="C00000"/>
+                <w:sz w:val="11"/>
+              </w:rPr>
+              <w:t xml:space="preserve"> | 運費條件 E.g. PREPAID</w:t>
+            </w:r>
+            <w:r>
+              <w:rPr>
                 <w:sz w:val="16"/>
               </w:rPr>
               <w:br/>
               <w:t>Named Place</w:t>
+            </w:r>
+            <w:r>
+              <w:rPr>
+                <w:rFonts w:ascii="Arial" w:hAnsi="Arial" w:eastAsia="Microsoft JhengHei"/>
+                <w:i/>
+                <w:color w:val="C00000"/>
+                <w:sz w:val="11"/>
+              </w:rPr>
+              <w:t xml:space="preserve"> | 條規指定地點 E.g. TAIPEI, TAIWAN</w:t>
             </w:r>
           </w:p>
           <w:p/>
@@ -789,6 +1033,25 @@
             <w:pPr>
               <w:spacing w:after="0"/>
             </w:pPr>
+            <w:r>
+              <w:rPr>
+                <w:rFonts w:ascii="Arial" w:hAnsi="Arial" w:eastAsia="Microsoft JhengHei"/>
+                <w:i w:val="0"/>
+                <w:color w:val="C00000"/>
+                <w:sz w:val="11"/>
+              </w:rPr>
+              <w:t>項次</w:t>
+            </w:r>
+            <w:r>
+              <w:rPr>
+                <w:rFonts w:ascii="Arial" w:hAnsi="Arial" w:eastAsia="Microsoft JhengHei"/>
+                <w:i/>
+                <w:color w:val="C00000"/>
+                <w:sz w:val="10"/>
+              </w:rPr>
+              <w:br/>
+              <w:t>E.g. 1</w:t>
+            </w:r>
           </w:p>
         </w:tc>
         <w:tc>
@@ -811,6 +1074,25 @@
             <w:pPr>
               <w:spacing w:after="0"/>
             </w:pPr>
+            <w:r>
+              <w:rPr>
+                <w:rFonts w:ascii="Arial" w:hAnsi="Arial" w:eastAsia="Microsoft JhengHei"/>
+                <w:i w:val="0"/>
+                <w:color w:val="C00000"/>
+                <w:sz w:val="11"/>
+              </w:rPr>
+              <w:t>料號／具體品名</w:t>
+            </w:r>
+            <w:r>
+              <w:rPr>
+                <w:rFonts w:ascii="Arial" w:hAnsi="Arial" w:eastAsia="Microsoft JhengHei"/>
+                <w:i/>
+                <w:color w:val="C00000"/>
+                <w:sz w:val="10"/>
+              </w:rPr>
+              <w:br/>
+              <w:t>E.g. DEMO-100 / TRAINING PARTS</w:t>
+            </w:r>
           </w:p>
         </w:tc>
         <w:tc>
@@ -833,6 +1115,25 @@
             <w:pPr>
               <w:spacing w:after="0"/>
             </w:pPr>
+            <w:r>
+              <w:rPr>
+                <w:rFonts w:ascii="Arial" w:hAnsi="Arial" w:eastAsia="Microsoft JhengHei"/>
+                <w:i w:val="0"/>
+                <w:color w:val="C00000"/>
+                <w:sz w:val="11"/>
+              </w:rPr>
+              <w:t>出貨數量</w:t>
+            </w:r>
+            <w:r>
+              <w:rPr>
+                <w:rFonts w:ascii="Arial" w:hAnsi="Arial" w:eastAsia="Microsoft JhengHei"/>
+                <w:i/>
+                <w:color w:val="C00000"/>
+                <w:sz w:val="10"/>
+              </w:rPr>
+              <w:br/>
+              <w:t>E.g. 100</w:t>
+            </w:r>
           </w:p>
         </w:tc>
         <w:tc>
@@ -855,6 +1156,25 @@
             <w:pPr>
               <w:spacing w:after="0"/>
             </w:pPr>
+            <w:r>
+              <w:rPr>
+                <w:rFonts w:ascii="Arial" w:hAnsi="Arial" w:eastAsia="Microsoft JhengHei"/>
+                <w:i w:val="0"/>
+                <w:color w:val="C00000"/>
+                <w:sz w:val="11"/>
+              </w:rPr>
+              <w:t>單位</w:t>
+            </w:r>
+            <w:r>
+              <w:rPr>
+                <w:rFonts w:ascii="Arial" w:hAnsi="Arial" w:eastAsia="Microsoft JhengHei"/>
+                <w:i/>
+                <w:color w:val="C00000"/>
+                <w:sz w:val="10"/>
+              </w:rPr>
+              <w:br/>
+              <w:t>E.g. PCS</w:t>
+            </w:r>
           </w:p>
         </w:tc>
         <w:tc>
@@ -877,6 +1197,25 @@
             <w:pPr>
               <w:spacing w:after="0"/>
             </w:pPr>
+            <w:r>
+              <w:rPr>
+                <w:rFonts w:ascii="Arial" w:hAnsi="Arial" w:eastAsia="Microsoft JhengHei"/>
+                <w:i w:val="0"/>
+                <w:color w:val="C00000"/>
+                <w:sz w:val="11"/>
+              </w:rPr>
+              <w:t>稅別／稅額</w:t>
+            </w:r>
+            <w:r>
+              <w:rPr>
+                <w:rFonts w:ascii="Arial" w:hAnsi="Arial" w:eastAsia="Microsoft JhengHei"/>
+                <w:i/>
+                <w:color w:val="C00000"/>
+                <w:sz w:val="10"/>
+              </w:rPr>
+              <w:br/>
+              <w:t>E.g. 0%</w:t>
+            </w:r>
           </w:p>
         </w:tc>
         <w:tc>
@@ -899,6 +1238,25 @@
             <w:pPr>
               <w:spacing w:after="0"/>
             </w:pPr>
+            <w:r>
+              <w:rPr>
+                <w:rFonts w:ascii="Arial" w:hAnsi="Arial" w:eastAsia="Microsoft JhengHei"/>
+                <w:i w:val="0"/>
+                <w:color w:val="C00000"/>
+                <w:sz w:val="11"/>
+              </w:rPr>
+              <w:t>箱數</w:t>
+            </w:r>
+            <w:r>
+              <w:rPr>
+                <w:rFonts w:ascii="Arial" w:hAnsi="Arial" w:eastAsia="Microsoft JhengHei"/>
+                <w:i/>
+                <w:color w:val="C00000"/>
+                <w:sz w:val="10"/>
+              </w:rPr>
+              <w:br/>
+              <w:t>E.g. 5</w:t>
+            </w:r>
           </w:p>
         </w:tc>
         <w:tc>
@@ -921,6 +1279,25 @@
             <w:pPr>
               <w:spacing w:after="0"/>
             </w:pPr>
+            <w:r>
+              <w:rPr>
+                <w:rFonts w:ascii="Arial" w:hAnsi="Arial" w:eastAsia="Microsoft JhengHei"/>
+                <w:i w:val="0"/>
+                <w:color w:val="C00000"/>
+                <w:sz w:val="11"/>
+              </w:rPr>
+              <w:t>每箱數量</w:t>
+            </w:r>
+            <w:r>
+              <w:rPr>
+                <w:rFonts w:ascii="Arial" w:hAnsi="Arial" w:eastAsia="Microsoft JhengHei"/>
+                <w:i/>
+                <w:color w:val="C00000"/>
+                <w:sz w:val="10"/>
+              </w:rPr>
+              <w:br/>
+              <w:t>E.g. 20</w:t>
+            </w:r>
           </w:p>
         </w:tc>
         <w:tc>
@@ -943,6 +1320,25 @@
             <w:pPr>
               <w:spacing w:after="0"/>
             </w:pPr>
+            <w:r>
+              <w:rPr>
+                <w:rFonts w:ascii="Arial" w:hAnsi="Arial" w:eastAsia="Microsoft JhengHei"/>
+                <w:i w:val="0"/>
+                <w:color w:val="C00000"/>
+                <w:sz w:val="11"/>
+              </w:rPr>
+              <w:t>淨重</w:t>
+            </w:r>
+            <w:r>
+              <w:rPr>
+                <w:rFonts w:ascii="Arial" w:hAnsi="Arial" w:eastAsia="Microsoft JhengHei"/>
+                <w:i/>
+                <w:color w:val="C00000"/>
+                <w:sz w:val="10"/>
+              </w:rPr>
+              <w:br/>
+              <w:t>E.g. 100.0 KGS</w:t>
+            </w:r>
           </w:p>
         </w:tc>
         <w:tc>
@@ -965,6 +1361,25 @@
             <w:pPr>
               <w:spacing w:after="0"/>
             </w:pPr>
+            <w:r>
+              <w:rPr>
+                <w:rFonts w:ascii="Arial" w:hAnsi="Arial" w:eastAsia="Microsoft JhengHei"/>
+                <w:i w:val="0"/>
+                <w:color w:val="C00000"/>
+                <w:sz w:val="11"/>
+              </w:rPr>
+              <w:t>單價</w:t>
+            </w:r>
+            <w:r>
+              <w:rPr>
+                <w:rFonts w:ascii="Arial" w:hAnsi="Arial" w:eastAsia="Microsoft JhengHei"/>
+                <w:i/>
+                <w:color w:val="C00000"/>
+                <w:sz w:val="10"/>
+              </w:rPr>
+              <w:br/>
+              <w:t>E.g. USD 10.00</w:t>
+            </w:r>
           </w:p>
         </w:tc>
         <w:tc>
@@ -987,6 +1402,25 @@
             <w:pPr>
               <w:spacing w:after="0"/>
             </w:pPr>
+            <w:r>
+              <w:rPr>
+                <w:rFonts w:ascii="Arial" w:hAnsi="Arial" w:eastAsia="Microsoft JhengHei"/>
+                <w:i w:val="0"/>
+                <w:color w:val="C00000"/>
+                <w:sz w:val="11"/>
+              </w:rPr>
+              <w:t>品項金額</w:t>
+            </w:r>
+            <w:r>
+              <w:rPr>
+                <w:rFonts w:ascii="Arial" w:hAnsi="Arial" w:eastAsia="Microsoft JhengHei"/>
+                <w:i/>
+                <w:color w:val="C00000"/>
+                <w:sz w:val="10"/>
+              </w:rPr>
+              <w:br/>
+              <w:t>E.g. USD 1,000.00</w:t>
+            </w:r>
           </w:p>
         </w:tc>
       </w:tr>
@@ -1730,6 +2164,24 @@
               </w:rPr>
               <w:t xml:space="preserve">Customer Material Number: </w:t>
             </w:r>
+            <w:r>
+              <w:rPr>
+                <w:rFonts w:ascii="Arial" w:hAnsi="Arial" w:eastAsia="Microsoft JhengHei"/>
+                <w:i w:val="0"/>
+                <w:color w:val="C00000"/>
+                <w:sz w:val="11"/>
+              </w:rPr>
+              <w:t xml:space="preserve">  |  客戶料號</w:t>
+            </w:r>
+            <w:r>
+              <w:rPr>
+                <w:rFonts w:ascii="Arial" w:hAnsi="Arial" w:eastAsia="Microsoft JhengHei"/>
+                <w:i/>
+                <w:color w:val="C00000"/>
+                <w:sz w:val="11"/>
+              </w:rPr>
+              <w:t xml:space="preserve">  E.g. DEMO-CUST-100</w:t>
+            </w:r>
           </w:p>
           <w:p>
             <w:pPr>
@@ -1744,6 +2196,24 @@
                 <w:lang w:eastAsia="zh-TW"/>
               </w:rPr>
               <w:t>Customs Description:</w:t>
+            </w:r>
+            <w:r>
+              <w:rPr>
+                <w:rFonts w:ascii="Arial" w:hAnsi="Arial" w:eastAsia="Microsoft JhengHei"/>
+                <w:i w:val="0"/>
+                <w:color w:val="C00000"/>
+                <w:sz w:val="11"/>
+              </w:rPr>
+              <w:t xml:space="preserve">  |  海關用具體品名</w:t>
+            </w:r>
+            <w:r>
+              <w:rPr>
+                <w:rFonts w:ascii="Arial" w:hAnsi="Arial" w:eastAsia="Microsoft JhengHei"/>
+                <w:i/>
+                <w:color w:val="C00000"/>
+                <w:sz w:val="11"/>
+              </w:rPr>
+              <w:t xml:space="preserve">  E.g. ELECTRONIC TRAINING PARTS</w:t>
             </w:r>
           </w:p>
           <w:p>
@@ -1760,6 +2230,24 @@
               </w:rPr>
               <w:t>COO:</w:t>
             </w:r>
+            <w:r>
+              <w:rPr>
+                <w:rFonts w:ascii="Arial" w:hAnsi="Arial" w:eastAsia="Microsoft JhengHei"/>
+                <w:i w:val="0"/>
+                <w:color w:val="C00000"/>
+                <w:sz w:val="11"/>
+              </w:rPr>
+              <w:t xml:space="preserve">  |  原產國</w:t>
+            </w:r>
+            <w:r>
+              <w:rPr>
+                <w:rFonts w:ascii="Arial" w:hAnsi="Arial" w:eastAsia="Microsoft JhengHei"/>
+                <w:i/>
+                <w:color w:val="C00000"/>
+                <w:sz w:val="11"/>
+              </w:rPr>
+              <w:t xml:space="preserve">  E.g. TAIWAN</w:t>
+            </w:r>
           </w:p>
           <w:p>
             <w:pPr>
@@ -1774,6 +2262,24 @@
                 <w:lang w:eastAsia="zh-TW"/>
               </w:rPr>
               <w:t>Quantity:</w:t>
+            </w:r>
+            <w:r>
+              <w:rPr>
+                <w:rFonts w:ascii="Arial" w:hAnsi="Arial" w:eastAsia="Microsoft JhengHei"/>
+                <w:i w:val="0"/>
+                <w:color w:val="C00000"/>
+                <w:sz w:val="11"/>
+              </w:rPr>
+              <w:t xml:space="preserve">  |  申報數量</w:t>
+            </w:r>
+            <w:r>
+              <w:rPr>
+                <w:rFonts w:ascii="Arial" w:hAnsi="Arial" w:eastAsia="Microsoft JhengHei"/>
+                <w:i/>
+                <w:color w:val="C00000"/>
+                <w:sz w:val="11"/>
+              </w:rPr>
+              <w:t xml:space="preserve">  E.g. 100 PCS</w:t>
             </w:r>
           </w:p>
           <w:p>
@@ -1792,6 +2298,24 @@
               </w:rPr>
               <w:t xml:space="preserve">HTS Export:                                   </w:t>
             </w:r>
+            <w:r>
+              <w:rPr>
+                <w:rFonts w:ascii="Arial" w:hAnsi="Arial" w:eastAsia="Microsoft JhengHei"/>
+                <w:i w:val="0"/>
+                <w:color w:val="C00000"/>
+                <w:sz w:val="11"/>
+              </w:rPr>
+              <w:t xml:space="preserve">  |  出口貨品分類碼</w:t>
+            </w:r>
+            <w:r>
+              <w:rPr>
+                <w:rFonts w:ascii="Arial" w:hAnsi="Arial" w:eastAsia="Microsoft JhengHei"/>
+                <w:i/>
+                <w:color w:val="C00000"/>
+                <w:sz w:val="11"/>
+              </w:rPr>
+              <w:t xml:space="preserve">  E.g. TRAINING CODE ONLY</w:t>
+            </w:r>
           </w:p>
           <w:p>
             <w:pPr>
@@ -1808,6 +2332,24 @@
                 <w:lang w:eastAsia="zh-TW"/>
               </w:rPr>
               <w:t xml:space="preserve">HTS Import/Dest:                           </w:t>
+            </w:r>
+            <w:r>
+              <w:rPr>
+                <w:rFonts w:ascii="Arial" w:hAnsi="Arial" w:eastAsia="Microsoft JhengHei"/>
+                <w:i w:val="0"/>
+                <w:color w:val="C00000"/>
+                <w:sz w:val="11"/>
+              </w:rPr>
+              <w:t xml:space="preserve">  |  目的國分類碼</w:t>
+            </w:r>
+            <w:r>
+              <w:rPr>
+                <w:rFonts w:ascii="Arial" w:hAnsi="Arial" w:eastAsia="Microsoft JhengHei"/>
+                <w:i/>
+                <w:color w:val="C00000"/>
+                <w:sz w:val="11"/>
+              </w:rPr>
+              <w:t xml:space="preserve">  E.g. TRAINING CODE ONLY</w:t>
             </w:r>
           </w:p>
           <w:p>
@@ -1833,6 +2375,24 @@
               </w:rPr>
               <w:t xml:space="preserve">                          </w:t>
             </w:r>
+            <w:r>
+              <w:rPr>
+                <w:rFonts w:ascii="Arial" w:hAnsi="Arial" w:eastAsia="Microsoft JhengHei"/>
+                <w:i w:val="0"/>
+                <w:color w:val="C00000"/>
+                <w:sz w:val="11"/>
+              </w:rPr>
+              <w:t xml:space="preserve">  |  美國出口管制分類，適用時</w:t>
+            </w:r>
+            <w:r>
+              <w:rPr>
+                <w:rFonts w:ascii="Arial" w:hAnsi="Arial" w:eastAsia="Microsoft JhengHei"/>
+                <w:i/>
+                <w:color w:val="C00000"/>
+                <w:sz w:val="11"/>
+              </w:rPr>
+              <w:t xml:space="preserve">  E.g. EAR99 / TRAINING ONLY</w:t>
+            </w:r>
           </w:p>
           <w:p>
             <w:pPr>
@@ -1856,6 +2416,24 @@
                 <w:lang w:eastAsia="zh-TW"/>
               </w:rPr>
               <w:t xml:space="preserve"> Type:                         </w:t>
+            </w:r>
+            <w:r>
+              <w:rPr>
+                <w:rFonts w:ascii="Arial" w:hAnsi="Arial" w:eastAsia="Microsoft JhengHei"/>
+                <w:i w:val="0"/>
+                <w:color w:val="C00000"/>
+                <w:sz w:val="11"/>
+              </w:rPr>
+              <w:t xml:space="preserve">  |  出口許可類型，適用時</w:t>
+            </w:r>
+            <w:r>
+              <w:rPr>
+                <w:rFonts w:ascii="Arial" w:hAnsi="Arial" w:eastAsia="Microsoft JhengHei"/>
+                <w:i/>
+                <w:color w:val="C00000"/>
+                <w:sz w:val="11"/>
+              </w:rPr>
+              <w:t xml:space="preserve">  E.g. NLR / TRAINING ONLY</w:t>
             </w:r>
           </w:p>
         </w:tc>
@@ -1890,6 +2468,24 @@
                 <w:sz w:val="14"/>
               </w:rPr>
               <w:t>Approval / Internal Notes</w:t>
+            </w:r>
+            <w:r>
+              <w:rPr>
+                <w:rFonts w:ascii="Arial" w:hAnsi="Arial" w:eastAsia="Microsoft JhengHei"/>
+                <w:i w:val="0"/>
+                <w:color w:val="C00000"/>
+                <w:sz w:val="11"/>
+              </w:rPr>
+              <w:t xml:space="preserve">  |  內部核准／備註</w:t>
+            </w:r>
+            <w:r>
+              <w:rPr>
+                <w:rFonts w:ascii="Arial" w:hAnsi="Arial" w:eastAsia="Microsoft JhengHei"/>
+                <w:i/>
+                <w:color w:val="C00000"/>
+                <w:sz w:val="11"/>
+              </w:rPr>
+              <w:t xml:space="preserve">  E.g. TRAINING REVIEW</w:t>
             </w:r>
           </w:p>
           <w:p/>
